--- a/docs/reqs.docx
+++ b/docs/reqs.docx
@@ -399,6 +399,22 @@
           <w:lang w:val="en-US"/>
         </w:rPr>
       </w:pPr>
+      <w:r>
+        <w:rPr>
+          <w:sz w:val="24"/>
+          <w:szCs w:val="24"/>
+          <w:lang w:val="en-US"/>
+        </w:rPr>
+        <w:t>The table, has a lot of data, and it cant fit in the whole table, instead, we’ll do a dropdown. For further details lang naman hahaha</w:t>
+      </w:r>
+      <w:r>
+        <w:rPr>
+          <w:sz w:val="24"/>
+          <w:szCs w:val="24"/>
+          <w:lang w:val="en-US"/>
+        </w:rPr>
+        <w:cr/>
+      </w:r>
     </w:p>
     <w:p>
       <w:pPr>
@@ -415,32 +431,6 @@
           <w:szCs w:val="24"/>
           <w:lang w:val="en-US"/>
         </w:rPr>
-        <w:t xml:space="preserve">The table, has a lot of data, and it </w:t>
-      </w:r>
-      <w:proofErr w:type="gramStart"/>
-      <w:r>
-        <w:rPr>
-          <w:sz w:val="24"/>
-          <w:szCs w:val="24"/>
-          <w:lang w:val="en-US"/>
-        </w:rPr>
-        <w:t>cant</w:t>
-      </w:r>
-      <w:proofErr w:type="gramEnd"/>
-      <w:r>
-        <w:rPr>
-          <w:sz w:val="24"/>
-          <w:szCs w:val="24"/>
-          <w:lang w:val="en-US"/>
-        </w:rPr>
-        <w:t xml:space="preserve"> fit in the whole table, instead, we’ll do a dropdown. For further details lang naman hahaha</w:t>
-      </w:r>
-      <w:r>
-        <w:rPr>
-          <w:sz w:val="24"/>
-          <w:szCs w:val="24"/>
-          <w:lang w:val="en-US"/>
-        </w:rPr>
         <w:cr/>
       </w:r>
     </w:p>
@@ -460,24 +450,6 @@
           <w:lang w:val="en-US"/>
         </w:rPr>
         <w:lastRenderedPageBreak/>
-        <w:cr/>
-      </w:r>
-    </w:p>
-    <w:p>
-      <w:pPr>
-        <w:spacing w:line="360" w:lineRule="auto"/>
-        <w:rPr>
-          <w:sz w:val="24"/>
-          <w:szCs w:val="24"/>
-          <w:lang w:val="en-US"/>
-        </w:rPr>
-      </w:pPr>
-      <w:r>
-        <w:rPr>
-          <w:sz w:val="24"/>
-          <w:szCs w:val="24"/>
-          <w:lang w:val="en-US"/>
-        </w:rPr>
         <w:cr/>
       </w:r>
     </w:p>
